--- a/report/OOP_Capstone_Report_Group13.docx
+++ b/report/OOP_Capstone_Report_Group13.docx
@@ -2224,10 +2224,13 @@
         <w:t>Methods:</w:t>
       </w:r>
       <w:r>
-        <w:t> onPlayerMove(),postGameVisualEffect()</w:t>
-      </w:r>
-      <w:r>
-        <w:t>,</w:t>
+        <w:t> onPlayerMove(),</w:t>
+      </w:r>
+      <w:r>
+        <w:t xml:space="preserve"> </w:t>
+      </w:r>
+      <w:r>
+        <w:t>postGameVisualEffect()</w:t>
       </w:r>
     </w:p>
     <w:p>
@@ -2367,10 +2370,22 @@
         <w:t>Methods:</w:t>
       </w:r>
       <w:r>
-        <w:t> animateMove(),updateScoreUI(),postGameVisualEffect()</w:t>
-      </w:r>
-      <w:r>
-        <w:t xml:space="preserve">, </w:t>
+        <w:t> animateMove(),</w:t>
+      </w:r>
+      <w:r>
+        <w:t xml:space="preserve"> </w:t>
+      </w:r>
+      <w:r>
+        <w:t>updateScoreUI(),</w:t>
+      </w:r>
+      <w:r>
+        <w:t xml:space="preserve"> </w:t>
+      </w:r>
+      <w:r>
+        <w:t>postGameVisualEffect()</w:t>
+      </w:r>
+      <w:r>
+        <w:t xml:space="preserve"> </w:t>
       </w:r>
       <w:r>
         <w:t>(MainGameController.java)</w:t>
@@ -2656,7 +2671,25 @@
         <w:jc w:val="both"/>
       </w:pPr>
       <w:r>
-        <w:t>Designed and implemented a BaseController architecture using inheritance to provide shared functionalities for scene navigation and common controller interactions.</w:t>
+        <w:t xml:space="preserve">Designed and implemented a </w:t>
+      </w:r>
+      <w:r>
+        <w:t>SceneNavigator</w:t>
+      </w:r>
+      <w:r>
+        <w:t xml:space="preserve"> </w:t>
+      </w:r>
+      <w:r>
+        <w:t>class</w:t>
+      </w:r>
+      <w:r>
+        <w:t xml:space="preserve"> </w:t>
+      </w:r>
+      <w:r>
+        <w:t>to provide shared scene navigation functionality across all controllers</w:t>
+      </w:r>
+      <w:r>
+        <w:t>.</w:t>
       </w:r>
     </w:p>
     <w:p>
@@ -2691,7 +2724,26 @@
         <w:t>Classes:</w:t>
       </w:r>
       <w:r>
-        <w:t>Game.java,BaseController.java,EndingController.java, InstructionController.java, MenuController.java.</w:t>
+        <w:rPr>
+          <w:b/>
+          <w:bCs/>
+        </w:rPr>
+        <w:t xml:space="preserve"> </w:t>
+      </w:r>
+      <w:r>
+        <w:t>Game.java,</w:t>
+      </w:r>
+      <w:r>
+        <w:t xml:space="preserve"> SceneNavigator</w:t>
+      </w:r>
+      <w:r>
+        <w:t>.java,</w:t>
+      </w:r>
+      <w:r>
+        <w:t xml:space="preserve"> </w:t>
+      </w:r>
+      <w:r>
+        <w:t>EndingController.java, InstructionController.java, MenuController.java.</w:t>
       </w:r>
     </w:p>
     <w:p>
@@ -2712,13 +2764,14 @@
         <w:t>Methods:</w:t>
       </w:r>
       <w:r>
-        <w:t>initializePlayerData(),loadEndingScene()</w:t>
-      </w:r>
-      <w:r>
-        <w:t>,</w:t>
-      </w:r>
-      <w:r>
-        <w:t xml:space="preserve"> (MainGameController.java).</w:t>
+        <w:rPr>
+          <w:b/>
+          <w:bCs/>
+        </w:rPr>
+        <w:t xml:space="preserve"> </w:t>
+      </w:r>
+      <w:r>
+        <w:t>initializePlayerData() (MainGameController.java).</w:t>
       </w:r>
     </w:p>
     <w:p>
@@ -2816,7 +2869,6 @@
         <w:jc w:val="both"/>
       </w:pPr>
       <w:r>
-        <w:lastRenderedPageBreak/>
         <w:t>If the last distributed gem lands before a non-empty small square (not a half-circle), the player continues the move by collecting all gems from that square and redistributing them.</w:t>
       </w:r>
     </w:p>
@@ -2831,6 +2883,7 @@
         <w:jc w:val="both"/>
       </w:pPr>
       <w:r>
+        <w:lastRenderedPageBreak/>
         <w:t>If the last distributed gem lands before an empty square and the following square contains gems, those gems are captured and added to the player's score. Capturing can happen in a streak.</w:t>
       </w:r>
     </w:p>
@@ -2900,7 +2953,6 @@
         <w:rPr>
           <w:noProof/>
         </w:rPr>
-        <w:lastRenderedPageBreak/>
         <w:drawing>
           <wp:inline distT="0" distB="0" distL="0" distR="0" wp14:anchorId="74E7A9E6" wp14:editId="079388D7">
             <wp:extent cx="4381500" cy="3438525"/>
@@ -2968,6 +3020,7 @@
         <w:rPr>
           <w:color w:val="auto"/>
         </w:rPr>
+        <w:lastRenderedPageBreak/>
         <w:t>2.4. Use Case Diagram Explanation</w:t>
       </w:r>
       <w:bookmarkEnd w:id="10"/>
@@ -3045,7 +3098,6 @@
         <w:rPr>
           <w:color w:val="auto"/>
         </w:rPr>
-        <w:lastRenderedPageBreak/>
         <w:t>3.1. General Class Diagram</w:t>
       </w:r>
       <w:bookmarkEnd w:id="12"/>
@@ -3072,11 +3124,12 @@
           <w:szCs w:val="22"/>
           <w:bdr w:val="none" w:sz="0" w:space="0" w:color="auto" w:frame="1"/>
         </w:rPr>
+        <w:lastRenderedPageBreak/>
         <w:drawing>
-          <wp:inline distT="0" distB="0" distL="0" distR="0" wp14:anchorId="5FB3C029" wp14:editId="41F5614B">
-            <wp:extent cx="5731510" cy="3931920"/>
-            <wp:effectExtent l="0" t="0" r="2540" b="0"/>
-            <wp:docPr id="376644551" name="Picture 1" descr="A diagram of a computer server&#10;&#10;Description automatically generated"/>
+          <wp:inline distT="0" distB="0" distL="0" distR="0" wp14:anchorId="5FB3C029" wp14:editId="35DB3DCE">
+            <wp:extent cx="5727982" cy="3931920"/>
+            <wp:effectExtent l="0" t="0" r="6350" b="0"/>
+            <wp:docPr id="376644551" name="Picture 1"/>
             <wp:cNvGraphicFramePr>
               <a:graphicFrameLocks xmlns:a="http://schemas.openxmlformats.org/drawingml/2006/main" noChangeAspect="1"/>
             </wp:cNvGraphicFramePr>
@@ -3084,20 +3137,19 @@
               <a:graphicData uri="http://schemas.openxmlformats.org/drawingml/2006/picture">
                 <pic:pic xmlns:pic="http://schemas.openxmlformats.org/drawingml/2006/picture">
                   <pic:nvPicPr>
-                    <pic:cNvPr id="376644551" name="Picture 1" descr="A diagram of a computer server&#10;&#10;Description automatically generated"/>
+                    <pic:cNvPr id="376644551" name="Picture 1"/>
                     <pic:cNvPicPr>
                       <a:picLocks noChangeAspect="1" noChangeArrowheads="1"/>
                     </pic:cNvPicPr>
                   </pic:nvPicPr>
                   <pic:blipFill>
-                    <a:blip r:embed="rId9">
+                    <a:blip r:embed="rId9" cstate="print">
                       <a:extLst>
                         <a:ext uri="{28A0092B-C50C-407E-A947-70E740481C1C}">
                           <a14:useLocalDpi xmlns:a14="http://schemas.microsoft.com/office/drawing/2010/main" val="0"/>
                         </a:ext>
                       </a:extLst>
                     </a:blip>
-                    <a:srcRect/>
                     <a:stretch>
                       <a:fillRect/>
                     </a:stretch>
@@ -3105,7 +3157,7 @@
                   <pic:spPr bwMode="auto">
                     <a:xfrm>
                       <a:off x="0" y="0"/>
-                      <a:ext cx="5731510" cy="3931920"/>
+                      <a:ext cx="5727982" cy="3931920"/>
                     </a:xfrm>
                     <a:prstGeom prst="rect">
                       <a:avLst/>
@@ -3143,20 +3195,23 @@
         <w:t xml:space="preserve"> and </w:t>
       </w:r>
       <w:r>
-        <w:t xml:space="preserve">visual highlighting. Inheritance is used to create BigGem and SmallGem from BaseGem. To support different rendering behaviors, CastleCellRenderer and SmallCellRenderer both implement the CellRenderer interface. This design allows different types of cells to be rendered through a common interface while providing their own implementations, illustrating polymorphism. The </w:t>
-      </w:r>
+        <w:t>visual highlighting. Inheritance is used to create BigGem and SmallGem from BaseGem. To support different rendering behaviors, CastleCellRenderer and SmallCellRenderer both implement the CellRenderer interface. This design allows different types of cells to be rendered through a common interface while providing their own implementations, illustrating polymorphism. The GemLayoutUtil class functions as a helper class responsible for calculating and assigning the position of a particular gem within a cell. GemRenderer aggregates twelve CellRenderer instances to render the board cells, while SquareHighlighter provides visual feedback by highlighting valid squares and movement directions during gameplay.</w:t>
+      </w:r>
+    </w:p>
+    <w:p>
+      <w:pPr>
+        <w:spacing w:after="120" w:line="312" w:lineRule="auto"/>
+        <w:jc w:val="both"/>
+      </w:pPr>
       <w:r>
         <w:lastRenderedPageBreak/>
-        <w:t>GemLayoutUtil class functions as a helper class responsible for calculating and assigning the position of a particular gem within a cell. GemRenderer aggregates twelve CellRenderer instances to render the board cells, while SquareHighlighter provides visual feedback by highlighting valid squares and movement directions during gameplay.</w:t>
-      </w:r>
-    </w:p>
-    <w:p>
-      <w:pPr>
-        <w:spacing w:after="120" w:line="312" w:lineRule="auto"/>
-        <w:jc w:val="both"/>
-      </w:pPr>
-      <w:r>
-        <w:t>The Controller package manages user interactions and coordinates communication between the View and Model packages. Each FXML scene is associated with a dedicated controller class. Because these controllers share common functionalities, they inherit from a BaseController. The MainGameController is the primary controller responsible for gameplay interactions. It interacts with SquareHighlighter and GemRenderer in the View package to synchronize visual highlighting and board rendering with the underlying game logic. Furthermore, MainGameController aggregates an instance of Game to interact with the game logic.</w:t>
+        <w:t xml:space="preserve">The Controller package manages user interactions and coordinates communication between the View and Model packages. Each FXML scene is associated with a dedicated controller class. </w:t>
+      </w:r>
+      <w:r>
+        <w:t>These controllers share common scene navigation functionality through an association with the SceneNavigator class</w:t>
+      </w:r>
+      <w:r>
+        <w:t>. The MainGameController is the primary controller responsible for gameplay interactions. It interacts with SquareHighlighter and GemRenderer in the View package to synchronize visual highlighting and board rendering with the underlying game logic. Furthermore, MainGameController aggregates an instance of Game to interact with the game logic.</w:t>
       </w:r>
     </w:p>
     <w:p>
@@ -3219,7 +3274,6 @@
           <w:szCs w:val="22"/>
           <w:bdr w:val="none" w:sz="0" w:space="0" w:color="auto" w:frame="1"/>
         </w:rPr>
-        <w:lastRenderedPageBreak/>
         <w:drawing>
           <wp:inline distT="0" distB="0" distL="0" distR="0" wp14:anchorId="0570409C" wp14:editId="336888CB">
             <wp:extent cx="5731510" cy="5382260"/>
@@ -3263,7 +3317,11 @@
         <w:jc w:val="both"/>
       </w:pPr>
       <w:r>
-        <w:t>The Board class manages the value of each cell by an array table[], indexed from the left Mandarin square and continuing in the clockwise direction around the board. One of the most important methods in the Board class is moveGem(), which implements the gem distribution mechanics based on the input. It returns a list of pairs &lt;cell, value&gt;, where cell is the index of the modified cell and value is its new value after the change. For example, from the initial state, if the user chooses the 3rd cell and the clockwise direction, the sequence will be &lt;3,0&gt;, &lt;4,6&gt;, &lt;5,6&gt;, &lt;6,6&gt;, &lt;7,6&gt;, &lt;8,6&gt;, &lt;9,0&gt;, &lt;10,6&gt;, &lt;11,6&gt;, &lt;0,6&gt;, &lt;1,6&gt;, &lt;2,6&gt;. The method terminates when the distribution phase reaches a stopping condition defined by the game rules.</w:t>
+        <w:t xml:space="preserve">The Board class manages the value of each cell by an array table[], indexed from the left Mandarin square and continuing in the clockwise direction around the board. One of the most important methods in the Board class is moveGem(), which implements the </w:t>
+      </w:r>
+      <w:r>
+        <w:lastRenderedPageBreak/>
+        <w:t>gem distribution mechanics based on the input. It returns a list of pairs &lt;cell, value&gt;, where cell is the index of the modified cell and value is its new value after the change. For example, from the initial state, if the user chooses the 3rd cell and the clockwise direction, the sequence will be &lt;3,0&gt;, &lt;4,6&gt;, &lt;5,6&gt;, &lt;6,6&gt;, &lt;7,6&gt;, &lt;8,6&gt;, &lt;9,0&gt;, &lt;10,6&gt;, &lt;11,6&gt;, &lt;0,6&gt;, &lt;1,6&gt;, &lt;2,6&gt;. The method terminates when the distribution phase reaches a stopping condition defined by the game rules.</w:t>
       </w:r>
     </w:p>
     <w:p>
@@ -3272,11 +3330,7 @@
         <w:jc w:val="both"/>
       </w:pPr>
       <w:r>
-        <w:t xml:space="preserve">The most important methods are processingTurn() and postTurnProcessing() in the Game class, which together manage the majority of the game logic. processingTurn() handles the turn after receiving the input. It first calls the moveGem() method from the Board class to receive a move sequence. It then performs the capturing logic based on </w:t>
-      </w:r>
-      <w:r>
-        <w:lastRenderedPageBreak/>
-        <w:t>the final position of the move, before returning a full move sequence from the start until the end of a turn. This move sequence is later used by the Controller to update the GUI and animate the gameplay.</w:t>
+        <w:t>The most important methods are processingTurn() and postTurnProcessing() in the Game class, which together manage the majority of the game logic. processingTurn() handles the turn after receiving the input. It first calls the moveGem() method from the Board class to receive a move sequence. It then performs the capturing logic based on the final position of the move, before returning a full move sequence from the start until the end of a turn. This move sequence is later used by the Controller to update the GUI and animate the gameplay.</w:t>
       </w:r>
     </w:p>
     <w:p>
@@ -3332,6 +3386,7 @@
           <w:szCs w:val="22"/>
           <w:bdr w:val="none" w:sz="0" w:space="0" w:color="auto" w:frame="1"/>
         </w:rPr>
+        <w:lastRenderedPageBreak/>
         <w:drawing>
           <wp:inline distT="0" distB="0" distL="0" distR="0" wp14:anchorId="7CE66F46" wp14:editId="57A8DFDA">
             <wp:extent cx="5731510" cy="4351020"/>
@@ -3397,11 +3452,7 @@
         <w:jc w:val="both"/>
       </w:pPr>
       <w:r>
-        <w:t xml:space="preserve">When the renderGemsInCell() method is invoked, GemRenderer selects the appropriate CellRenderer corresponding to the target cell and calls its render() method. Due to dynamic binding, the actual method executed depends on the runtime type of the object. For the two Mandarin cells (indices 0 and 6), the render() method of CastleCellRenderer </w:t>
-      </w:r>
-      <w:r>
-        <w:lastRenderedPageBreak/>
-        <w:t>is executed, which renders a BigGem and arranges any remaining SmallGem objects beneath it. For all other cells, the render() method of SmallCellRenderer is executed, which renders the SmallGem objects in a grid layout. This approach eliminates the need for conditional rendering logic inside GemRenderer and makes the rendering system easily extensible.</w:t>
+        <w:t>When the renderGemsInCell() method is invoked, GemRenderer selects the appropriate CellRenderer corresponding to the target cell and calls its render() method. Due to dynamic binding, the actual method executed depends on the runtime type of the object. For the two Mandarin cells (indices 0 and 6), the render() method of CastleCellRenderer is executed, which renders a BigGem and arranges any remaining SmallGem objects beneath it. For all other cells, the render() method of SmallCellRenderer is executed, which renders the SmallGem objects in a grid layout. This approach eliminates the need for conditional rendering logic inside GemRenderer and makes the rendering system easily extensible.</w:t>
       </w:r>
     </w:p>
     <w:p>
@@ -3448,11 +3499,12 @@
           <w:szCs w:val="22"/>
           <w:bdr w:val="none" w:sz="0" w:space="0" w:color="auto" w:frame="1"/>
         </w:rPr>
+        <w:lastRenderedPageBreak/>
         <w:drawing>
-          <wp:inline distT="0" distB="0" distL="0" distR="0" wp14:anchorId="2BDE9E26" wp14:editId="04A09A9F">
-            <wp:extent cx="5731510" cy="2237105"/>
-            <wp:effectExtent l="0" t="0" r="2540" b="0"/>
-            <wp:docPr id="1614133621" name="Picture 5" descr="A screenshot of a computer&#10;&#10;Description automatically generated"/>
+          <wp:inline distT="0" distB="0" distL="0" distR="0" wp14:anchorId="2BDE9E26" wp14:editId="6B8F7CEF">
+            <wp:extent cx="5731510" cy="2200386"/>
+            <wp:effectExtent l="0" t="0" r="2540" b="9525"/>
+            <wp:docPr id="1614133621" name="Picture 5"/>
             <wp:cNvGraphicFramePr>
               <a:graphicFrameLocks xmlns:a="http://schemas.openxmlformats.org/drawingml/2006/main" noChangeAspect="1"/>
             </wp:cNvGraphicFramePr>
@@ -3460,20 +3512,19 @@
               <a:graphicData uri="http://schemas.openxmlformats.org/drawingml/2006/picture">
                 <pic:pic xmlns:pic="http://schemas.openxmlformats.org/drawingml/2006/picture">
                   <pic:nvPicPr>
-                    <pic:cNvPr id="1614133621" name="Picture 5" descr="A screenshot of a computer&#10;&#10;Description automatically generated"/>
+                    <pic:cNvPr id="1614133621" name="Picture 5"/>
                     <pic:cNvPicPr>
                       <a:picLocks noChangeAspect="1" noChangeArrowheads="1"/>
                     </pic:cNvPicPr>
                   </pic:nvPicPr>
                   <pic:blipFill>
-                    <a:blip r:embed="rId12">
+                    <a:blip r:embed="rId12" cstate="print">
                       <a:extLst>
                         <a:ext uri="{28A0092B-C50C-407E-A947-70E740481C1C}">
                           <a14:useLocalDpi xmlns:a14="http://schemas.microsoft.com/office/drawing/2010/main" val="0"/>
                         </a:ext>
                       </a:extLst>
                     </a:blip>
-                    <a:srcRect/>
                     <a:stretch>
                       <a:fillRect/>
                     </a:stretch>
@@ -3481,7 +3532,7 @@
                   <pic:spPr bwMode="auto">
                     <a:xfrm>
                       <a:off x="0" y="0"/>
-                      <a:ext cx="5731510" cy="2237105"/>
+                      <a:ext cx="5731510" cy="2200386"/>
                     </a:xfrm>
                     <a:prstGeom prst="rect">
                       <a:avLst/>
@@ -3522,26 +3573,26 @@
         <w:jc w:val="both"/>
       </w:pPr>
       <w:r>
-        <w:t xml:space="preserve">At the beginning of onPlayerMove(), state is set to -1 to temporarily disable further user interaction while the move is being processed and animated. The method first calls processingTurn() in the Game class to obtain the complete sequence of board changes resulting from the player's move, including any captures. This sequence is then passed </w:t>
+        <w:t>At the beginning of onPlayerMove(), state is set to -1 to temporarily disable further user interaction while the move is being processed and animated. The method first calls processingTurn() in the Game class to obtain the complete sequence of board changes resulting from the player's move, including any captures. This sequence is then passed to animateMoves(), which uses a JavaFX Timeline to display the movement step by step. This approach prevents the board from immediately updating to its final state and allows players to observe the progression of the move.</w:t>
+      </w:r>
+    </w:p>
+    <w:p>
+      <w:pPr>
+        <w:spacing w:after="120" w:line="312" w:lineRule="auto"/>
+        <w:jc w:val="both"/>
+      </w:pPr>
+      <w:r>
+        <w:t>After the animation finishes, the controller updates the score display and calls postTurnProcessing() in the Game class.</w:t>
+      </w:r>
+      <w:r>
+        <w:t xml:space="preserve"> </w:t>
+      </w:r>
+      <w:r>
+        <w:t xml:space="preserve">If the game has ended, postGameVisualEffect() is executed to clear the board visually and highlight the winner by making the winning score flicker. Finally, the ending scene is loaded to display the </w:t>
       </w:r>
       <w:r>
         <w:lastRenderedPageBreak/>
-        <w:t>to animateMoves(), which uses a JavaFX Timeline to display the movement step by step. This approach prevents the board from immediately updating to its final state and allows players to observe the progression of the move.</w:t>
-      </w:r>
-    </w:p>
-    <w:p>
-      <w:pPr>
-        <w:spacing w:after="120" w:line="312" w:lineRule="auto"/>
-        <w:jc w:val="both"/>
-      </w:pPr>
-      <w:r>
-        <w:t>After the animation finishes, the controller updates the score display and calls postTurnProcessing() in the Game class.</w:t>
-      </w:r>
-      <w:r>
-        <w:t xml:space="preserve"> </w:t>
-      </w:r>
-      <w:r>
-        <w:t>If the game has ended, postGameVisualEffect() is executed to clear the board visually and highlight the winner by making the winning score flicker. Finally, the ending scene is loaded to display the game result.</w:t>
+        <w:t>game result.</w:t>
       </w:r>
       <w:r>
         <w:t xml:space="preserve"> p</w:t>

--- a/report/OOP_Capstone_Report_Group13.docx
+++ b/report/OOP_Capstone_Report_Group13.docx
@@ -2154,7 +2154,15 @@
         <w:jc w:val="both"/>
       </w:pPr>
       <w:r>
-        <w:t>Developed the static GUI layout and styling (.fxml and .css files).</w:t>
+        <w:t xml:space="preserve">Developed the static GUI layout and styling </w:t>
+      </w:r>
+      <w:proofErr w:type="gramStart"/>
+      <w:r>
+        <w:t>(.fxml</w:t>
+      </w:r>
+      <w:proofErr w:type="gramEnd"/>
+      <w:r>
+        <w:t xml:space="preserve"> and .css files).</w:t>
       </w:r>
     </w:p>
     <w:p>
@@ -2224,13 +2232,26 @@
         <w:t>Methods:</w:t>
       </w:r>
       <w:r>
-        <w:t> onPlayerMove(),</w:t>
+        <w:t> </w:t>
+      </w:r>
+      <w:proofErr w:type="gramStart"/>
+      <w:r>
+        <w:t>onPlayerMove(</w:t>
+      </w:r>
+      <w:proofErr w:type="gramEnd"/>
+      <w:r>
+        <w:t>),</w:t>
       </w:r>
       <w:r>
         <w:t xml:space="preserve"> </w:t>
       </w:r>
-      <w:r>
-        <w:t>postGameVisualEffect()</w:t>
+      <w:proofErr w:type="gramStart"/>
+      <w:r>
+        <w:t>postGameVisualEffect(</w:t>
+      </w:r>
+      <w:proofErr w:type="gramEnd"/>
+      <w:r>
+        <w:t>)</w:t>
       </w:r>
     </w:p>
     <w:p>
@@ -2370,19 +2391,37 @@
         <w:t>Methods:</w:t>
       </w:r>
       <w:r>
-        <w:t> animateMove(),</w:t>
+        <w:t> </w:t>
+      </w:r>
+      <w:proofErr w:type="gramStart"/>
+      <w:r>
+        <w:t>animateMove(</w:t>
+      </w:r>
+      <w:proofErr w:type="gramEnd"/>
+      <w:r>
+        <w:t>),</w:t>
       </w:r>
       <w:r>
         <w:t xml:space="preserve"> </w:t>
       </w:r>
-      <w:r>
-        <w:t>updateScoreUI(),</w:t>
+      <w:proofErr w:type="gramStart"/>
+      <w:r>
+        <w:t>updateScoreUI(</w:t>
+      </w:r>
+      <w:proofErr w:type="gramEnd"/>
+      <w:r>
+        <w:t>),</w:t>
       </w:r>
       <w:r>
         <w:t xml:space="preserve"> </w:t>
       </w:r>
-      <w:r>
-        <w:t>postGameVisualEffect()</w:t>
+      <w:proofErr w:type="gramStart"/>
+      <w:r>
+        <w:t>postGameVisualEffect(</w:t>
+      </w:r>
+      <w:proofErr w:type="gramEnd"/>
+      <w:r>
+        <w:t>)</w:t>
       </w:r>
       <w:r>
         <w:t xml:space="preserve"> </w:t>
@@ -2499,8 +2538,13 @@
         </w:rPr>
         <w:t xml:space="preserve">Methods: </w:t>
       </w:r>
-      <w:r>
-        <w:t>getInput() (MainGameController.java).</w:t>
+      <w:proofErr w:type="gramStart"/>
+      <w:r>
+        <w:t>getInput(</w:t>
+      </w:r>
+      <w:proofErr w:type="gramEnd"/>
+      <w:r>
+        <w:t>) (MainGameController.java).</w:t>
       </w:r>
     </w:p>
     <w:p>
@@ -2770,8 +2814,13 @@
         </w:rPr>
         <w:t xml:space="preserve"> </w:t>
       </w:r>
-      <w:r>
-        <w:t>initializePlayerData() (MainGameController.java).</w:t>
+      <w:proofErr w:type="gramStart"/>
+      <w:r>
+        <w:t>initializePlayerData(</w:t>
+      </w:r>
+      <w:proofErr w:type="gramEnd"/>
+      <w:r>
+        <w:t>) (MainGameController.java).</w:t>
       </w:r>
     </w:p>
     <w:p>
@@ -3031,7 +3080,15 @@
         <w:jc w:val="both"/>
       </w:pPr>
       <w:r>
-        <w:t>Upon opening the application, the user is met with a menu interface. The user can click the Exit button, which prompts an exit confirmation. The user can click on the Instruction button to view the instructions. Most importantly, the user can click on the Play button to create a new game.</w:t>
+        <w:t xml:space="preserve">Upon opening the application, the user is met with a menu interface. The user can click the Exit button, which prompts </w:t>
+      </w:r>
+      <w:proofErr w:type="gramStart"/>
+      <w:r>
+        <w:t>an exit</w:t>
+      </w:r>
+      <w:proofErr w:type="gramEnd"/>
+      <w:r>
+        <w:t xml:space="preserve"> confirmation. The user can click on the Instruction button to view the instructions. Most importantly, the user can click on the Play button to create a new game.</w:t>
       </w:r>
     </w:p>
     <w:p>
@@ -3058,7 +3115,15 @@
         <w:jc w:val="both"/>
       </w:pPr>
       <w:r>
-        <w:t>When the game ends, the player can view the result screen, which displays the final outcome of the match and the winner.</w:t>
+        <w:t xml:space="preserve">When the game ends, the player can view the result screen, which displays the </w:t>
+      </w:r>
+      <w:proofErr w:type="gramStart"/>
+      <w:r>
+        <w:t>final outcome</w:t>
+      </w:r>
+      <w:proofErr w:type="gramEnd"/>
+      <w:r>
+        <w:t xml:space="preserve"> of the match and the winner.</w:t>
       </w:r>
     </w:p>
     <w:p>
@@ -3126,7 +3191,7 @@
         </w:rPr>
         <w:lastRenderedPageBreak/>
         <w:drawing>
-          <wp:inline distT="0" distB="0" distL="0" distR="0" wp14:anchorId="5FB3C029" wp14:editId="35DB3DCE">
+          <wp:inline distT="0" distB="0" distL="0" distR="0" wp14:anchorId="5FB3C029" wp14:editId="58FAC1E5">
             <wp:extent cx="5727982" cy="3931920"/>
             <wp:effectExtent l="0" t="0" r="6350" b="0"/>
             <wp:docPr id="376644551" name="Picture 1"/>
@@ -3275,9 +3340,9 @@
           <w:bdr w:val="none" w:sz="0" w:space="0" w:color="auto" w:frame="1"/>
         </w:rPr>
         <w:drawing>
-          <wp:inline distT="0" distB="0" distL="0" distR="0" wp14:anchorId="0570409C" wp14:editId="336888CB">
-            <wp:extent cx="5731510" cy="5382260"/>
-            <wp:effectExtent l="0" t="0" r="2540" b="8890"/>
+          <wp:inline distT="0" distB="0" distL="0" distR="0" wp14:anchorId="0570409C" wp14:editId="78E85D63">
+            <wp:extent cx="5731508" cy="5382260"/>
+            <wp:effectExtent l="0" t="0" r="3175" b="8890"/>
             <wp:docPr id="158558200" name="Picture 1"/>
             <wp:cNvGraphicFramePr>
               <a:graphicFrameLocks xmlns:a="http://schemas.openxmlformats.org/drawingml/2006/main" noChangeAspect="1"/>
@@ -3286,11 +3351,17 @@
               <a:graphicData uri="http://schemas.openxmlformats.org/drawingml/2006/picture">
                 <pic:pic xmlns:pic="http://schemas.openxmlformats.org/drawingml/2006/picture">
                   <pic:nvPicPr>
-                    <pic:cNvPr id="158558200" name=""/>
+                    <pic:cNvPr id="158558200" name="Picture 1"/>
                     <pic:cNvPicPr/>
                   </pic:nvPicPr>
                   <pic:blipFill>
-                    <a:blip r:embed="rId10"/>
+                    <a:blip r:embed="rId10">
+                      <a:extLst>
+                        <a:ext uri="{28A0092B-C50C-407E-A947-70E740481C1C}">
+                          <a14:useLocalDpi xmlns:a14="http://schemas.microsoft.com/office/drawing/2010/main" val="0"/>
+                        </a:ext>
+                      </a:extLst>
+                    </a:blip>
                     <a:stretch>
                       <a:fillRect/>
                     </a:stretch>
@@ -3298,7 +3369,7 @@
                   <pic:spPr>
                     <a:xfrm>
                       <a:off x="0" y="0"/>
-                      <a:ext cx="5731510" cy="5382260"/>
+                      <a:ext cx="5731508" cy="5382260"/>
                     </a:xfrm>
                     <a:prstGeom prst="rect">
                       <a:avLst/>
@@ -3317,7 +3388,23 @@
         <w:jc w:val="both"/>
       </w:pPr>
       <w:r>
-        <w:t xml:space="preserve">The Board class manages the value of each cell by an array table[], indexed from the left Mandarin square and continuing in the clockwise direction around the board. One of the most important methods in the Board class is moveGem(), which implements the </w:t>
+        <w:t xml:space="preserve">The Board class manages the value of each cell by an array </w:t>
+      </w:r>
+      <w:proofErr w:type="gramStart"/>
+      <w:r>
+        <w:t>table[</w:t>
+      </w:r>
+      <w:proofErr w:type="gramEnd"/>
+      <w:r>
+        <w:t xml:space="preserve">], indexed from the left Mandarin square and continuing in the clockwise direction around the board. One of the most important methods in the Board class is </w:t>
+      </w:r>
+      <w:proofErr w:type="gramStart"/>
+      <w:r>
+        <w:t>moveGem(</w:t>
+      </w:r>
+      <w:proofErr w:type="gramEnd"/>
+      <w:r>
+        <w:t xml:space="preserve">), which implements the </w:t>
       </w:r>
       <w:r>
         <w:lastRenderedPageBreak/>
@@ -3330,7 +3417,47 @@
         <w:jc w:val="both"/>
       </w:pPr>
       <w:r>
-        <w:t>The most important methods are processingTurn() and postTurnProcessing() in the Game class, which together manage the majority of the game logic. processingTurn() handles the turn after receiving the input. It first calls the moveGem() method from the Board class to receive a move sequence. It then performs the capturing logic based on the final position of the move, before returning a full move sequence from the start until the end of a turn. This move sequence is later used by the Controller to update the GUI and animate the gameplay.</w:t>
+        <w:t xml:space="preserve">The most important methods are </w:t>
+      </w:r>
+      <w:proofErr w:type="gramStart"/>
+      <w:r>
+        <w:t>processingTurn(</w:t>
+      </w:r>
+      <w:proofErr w:type="gramEnd"/>
+      <w:r>
+        <w:t xml:space="preserve">) and </w:t>
+      </w:r>
+      <w:proofErr w:type="gramStart"/>
+      <w:r>
+        <w:t>postTurnProcessing(</w:t>
+      </w:r>
+      <w:proofErr w:type="gramEnd"/>
+      <w:r>
+        <w:t xml:space="preserve">) in the Game class, which together manage </w:t>
+      </w:r>
+      <w:proofErr w:type="gramStart"/>
+      <w:r>
+        <w:t>the majority of</w:t>
+      </w:r>
+      <w:proofErr w:type="gramEnd"/>
+      <w:r>
+        <w:t xml:space="preserve"> the game logic. </w:t>
+      </w:r>
+      <w:proofErr w:type="gramStart"/>
+      <w:r>
+        <w:t>processingTurn(</w:t>
+      </w:r>
+      <w:proofErr w:type="gramEnd"/>
+      <w:r>
+        <w:t xml:space="preserve">) handles the turn after receiving the input. It first calls the </w:t>
+      </w:r>
+      <w:proofErr w:type="gramStart"/>
+      <w:r>
+        <w:t>moveGem(</w:t>
+      </w:r>
+      <w:proofErr w:type="gramEnd"/>
+      <w:r>
+        <w:t>) method from the Board class to receive a move sequence. It then performs the capturing logic based on the final position of the move, before returning a full move sequence from the start until the end of a turn. This move sequence is later used by the Controller to update the GUI and animate the gameplay.</w:t>
       </w:r>
     </w:p>
     <w:p>
@@ -3338,8 +3465,21 @@
         <w:spacing w:after="120" w:line="312" w:lineRule="auto"/>
         <w:jc w:val="both"/>
       </w:pPr>
-      <w:r>
-        <w:t>postTurnProcessing() is responsible for handling the game state after a turn has been completed, including the ending check, the empty-squares check, and switching the player's turn. By separating turn execution and post-turn processing into two methods, the game logic remains modular and easier to maintain.</w:t>
+      <w:proofErr w:type="gramStart"/>
+      <w:r>
+        <w:t>postTurnProcessing(</w:t>
+      </w:r>
+      <w:proofErr w:type="gramEnd"/>
+      <w:r>
+        <w:t xml:space="preserve">) is responsible for handling the game state after a turn has been completed, including the ending check, the </w:t>
+      </w:r>
+      <w:proofErr w:type="gramStart"/>
+      <w:r>
+        <w:t>empty-squares</w:t>
+      </w:r>
+      <w:proofErr w:type="gramEnd"/>
+      <w:r>
+        <w:t xml:space="preserve"> check, and switching the player's turn. By separating turn execution and post-turn processing into two methods, the game logic remains modular and easier to maintain.</w:t>
       </w:r>
     </w:p>
     <w:p>
@@ -3388,10 +3528,10 @@
         </w:rPr>
         <w:lastRenderedPageBreak/>
         <w:drawing>
-          <wp:inline distT="0" distB="0" distL="0" distR="0" wp14:anchorId="7CE66F46" wp14:editId="57A8DFDA">
-            <wp:extent cx="5731510" cy="4351020"/>
-            <wp:effectExtent l="0" t="0" r="2540" b="0"/>
-            <wp:docPr id="1202433869" name="Picture 4" descr="A screenshot of a computer&#10;&#10;Description automatically generated"/>
+          <wp:inline distT="0" distB="0" distL="0" distR="0" wp14:anchorId="7CE66F46" wp14:editId="03AE8396">
+            <wp:extent cx="5725772" cy="4351020"/>
+            <wp:effectExtent l="0" t="0" r="8890" b="0"/>
+            <wp:docPr id="1202433869" name="Picture 4"/>
             <wp:cNvGraphicFramePr>
               <a:graphicFrameLocks xmlns:a="http://schemas.openxmlformats.org/drawingml/2006/main" noChangeAspect="1"/>
             </wp:cNvGraphicFramePr>
@@ -3399,20 +3539,19 @@
               <a:graphicData uri="http://schemas.openxmlformats.org/drawingml/2006/picture">
                 <pic:pic xmlns:pic="http://schemas.openxmlformats.org/drawingml/2006/picture">
                   <pic:nvPicPr>
-                    <pic:cNvPr id="1202433869" name="Picture 4" descr="A screenshot of a computer&#10;&#10;Description automatically generated"/>
+                    <pic:cNvPr id="1202433869" name="Picture 4"/>
                     <pic:cNvPicPr>
                       <a:picLocks noChangeAspect="1" noChangeArrowheads="1"/>
                     </pic:cNvPicPr>
                   </pic:nvPicPr>
                   <pic:blipFill>
-                    <a:blip r:embed="rId11">
+                    <a:blip r:embed="rId11" cstate="print">
                       <a:extLst>
                         <a:ext uri="{28A0092B-C50C-407E-A947-70E740481C1C}">
                           <a14:useLocalDpi xmlns:a14="http://schemas.microsoft.com/office/drawing/2010/main" val="0"/>
                         </a:ext>
                       </a:extLst>
                     </a:blip>
-                    <a:srcRect/>
                     <a:stretch>
                       <a:fillRect/>
                     </a:stretch>
@@ -3420,7 +3559,7 @@
                   <pic:spPr bwMode="auto">
                     <a:xfrm>
                       <a:off x="0" y="0"/>
-                      <a:ext cx="5731510" cy="4351020"/>
+                      <a:ext cx="5725772" cy="4351020"/>
                     </a:xfrm>
                     <a:prstGeom prst="rect">
                       <a:avLst/>
@@ -3452,7 +3591,39 @@
         <w:jc w:val="both"/>
       </w:pPr>
       <w:r>
-        <w:t>When the renderGemsInCell() method is invoked, GemRenderer selects the appropriate CellRenderer corresponding to the target cell and calls its render() method. Due to dynamic binding, the actual method executed depends on the runtime type of the object. For the two Mandarin cells (indices 0 and 6), the render() method of CastleCellRenderer is executed, which renders a BigGem and arranges any remaining SmallGem objects beneath it. For all other cells, the render() method of SmallCellRenderer is executed, which renders the SmallGem objects in a grid layout. This approach eliminates the need for conditional rendering logic inside GemRenderer and makes the rendering system easily extensible.</w:t>
+        <w:t xml:space="preserve">When the </w:t>
+      </w:r>
+      <w:proofErr w:type="gramStart"/>
+      <w:r>
+        <w:t>renderGemsInCell(</w:t>
+      </w:r>
+      <w:proofErr w:type="gramEnd"/>
+      <w:r>
+        <w:t xml:space="preserve">) method is invoked, GemRenderer selects the appropriate CellRenderer corresponding to the target cell and calls its </w:t>
+      </w:r>
+      <w:proofErr w:type="gramStart"/>
+      <w:r>
+        <w:t>render(</w:t>
+      </w:r>
+      <w:proofErr w:type="gramEnd"/>
+      <w:r>
+        <w:t xml:space="preserve">) method. Due to dynamic binding, the actual method executed depends on the runtime type of the object. For the two Mandarin cells (indices 0 and 6), the </w:t>
+      </w:r>
+      <w:proofErr w:type="gramStart"/>
+      <w:r>
+        <w:t>render(</w:t>
+      </w:r>
+      <w:proofErr w:type="gramEnd"/>
+      <w:r>
+        <w:t xml:space="preserve">) method of CastleCellRenderer is executed, which renders a BigGem and arranges any remaining SmallGem objects beneath it. For all other cells, the </w:t>
+      </w:r>
+      <w:proofErr w:type="gramStart"/>
+      <w:r>
+        <w:t>render(</w:t>
+      </w:r>
+      <w:proofErr w:type="gramEnd"/>
+      <w:r>
+        <w:t>) method of SmallCellRenderer is executed, which renders the SmallGem objects in a grid layout. This approach eliminates the need for conditional rendering logic inside GemRenderer and makes the rendering system easily extensible.</w:t>
       </w:r>
     </w:p>
     <w:p>
@@ -3555,7 +3726,23 @@
         <w:jc w:val="both"/>
       </w:pPr>
       <w:r>
-        <w:t>The main gameplay flow within the Controller package is managed by MainGameController. User input is handled through the getInput() method, which processes mouse-click events generated by the player. This method utilizes two important attributes: state and selectedSquare. The selectedSquare attribute stores the square currently chosen by the player, while state tracks the current stage of the input process.</w:t>
+        <w:t xml:space="preserve">The main gameplay flow within the Controller package is managed by MainGameController. User input is handled through the </w:t>
+      </w:r>
+      <w:proofErr w:type="gramStart"/>
+      <w:r>
+        <w:t>getInput(</w:t>
+      </w:r>
+      <w:proofErr w:type="gramEnd"/>
+      <w:r>
+        <w:t xml:space="preserve">) method, which processes mouse-click events generated by the player. This method utilizes two important attributes: state and </w:t>
+      </w:r>
+      <w:proofErr w:type="gramStart"/>
+      <w:r>
+        <w:t>selectedSquare</w:t>
+      </w:r>
+      <w:proofErr w:type="gramEnd"/>
+      <w:r>
+        <w:t>. The selectedSquare attribute stores the square currently chosen by the player, while state tracks the current stage of the input process.</w:t>
       </w:r>
     </w:p>
     <w:p>
@@ -3564,7 +3751,31 @@
         <w:jc w:val="both"/>
       </w:pPr>
       <w:r>
-        <w:t>Initially, state is set to 1, representing the square-selection phase. In this state, getInput() validates whether the clicked square is a valid choice by calling the corresponding validation methods in the Game class. If the selection is valid, the selected square is stored and state is updated to 2. In state 2, the controller waits for the player to choose a movement direction. If the player clicks the selected square again, the square is deselected and state returns to 1. Otherwise, if a valid adjacent square is chosen to indicate a direction, the onPlayerMove() method is invoked to execute the move. The instance of SquareHighlighter helps to show the available squares in every state to the players.</w:t>
+        <w:t xml:space="preserve">Initially, state is set to 1, representing the square-selection phase. In this state, </w:t>
+      </w:r>
+      <w:proofErr w:type="gramStart"/>
+      <w:r>
+        <w:t>getInput(</w:t>
+      </w:r>
+      <w:proofErr w:type="gramEnd"/>
+      <w:r>
+        <w:t xml:space="preserve">) validates whether the clicked square is a valid choice by calling the corresponding validation methods in the Game class. If the selection is valid, the selected square is </w:t>
+      </w:r>
+      <w:proofErr w:type="gramStart"/>
+      <w:r>
+        <w:t>stored</w:t>
+      </w:r>
+      <w:proofErr w:type="gramEnd"/>
+      <w:r>
+        <w:t xml:space="preserve"> and state is updated to 2. In state 2, the controller waits for the player to choose a movement direction. If the player clicks the selected square again, the square is deselected and state returns to 1. Otherwise, if a valid adjacent square is chosen to indicate a direction, the </w:t>
+      </w:r>
+      <w:proofErr w:type="gramStart"/>
+      <w:r>
+        <w:t>onPlayerMove(</w:t>
+      </w:r>
+      <w:proofErr w:type="gramEnd"/>
+      <w:r>
+        <w:t>) method is invoked to execute the move. The instance of SquareHighlighter helps to show the available squares in every state to the players.</w:t>
       </w:r>
     </w:p>
     <w:p>
@@ -3573,7 +3784,31 @@
         <w:jc w:val="both"/>
       </w:pPr>
       <w:r>
-        <w:t>At the beginning of onPlayerMove(), state is set to -1 to temporarily disable further user interaction while the move is being processed and animated. The method first calls processingTurn() in the Game class to obtain the complete sequence of board changes resulting from the player's move, including any captures. This sequence is then passed to animateMoves(), which uses a JavaFX Timeline to display the movement step by step. This approach prevents the board from immediately updating to its final state and allows players to observe the progression of the move.</w:t>
+        <w:t xml:space="preserve">At the beginning of </w:t>
+      </w:r>
+      <w:proofErr w:type="gramStart"/>
+      <w:r>
+        <w:t>onPlayerMove(</w:t>
+      </w:r>
+      <w:proofErr w:type="gramEnd"/>
+      <w:r>
+        <w:t xml:space="preserve">), state is set to -1 to temporarily disable further user interaction while the move is being processed and animated. The method first calls </w:t>
+      </w:r>
+      <w:proofErr w:type="gramStart"/>
+      <w:r>
+        <w:t>processingTurn(</w:t>
+      </w:r>
+      <w:proofErr w:type="gramEnd"/>
+      <w:r>
+        <w:t xml:space="preserve">) in the Game class to obtain the complete sequence of board changes resulting from the player's move, including any captures. This sequence is then passed to </w:t>
+      </w:r>
+      <w:proofErr w:type="gramStart"/>
+      <w:r>
+        <w:t>animateMoves(</w:t>
+      </w:r>
+      <w:proofErr w:type="gramEnd"/>
+      <w:r>
+        <w:t>), which uses a JavaFX Timeline to display the movement step by step. This approach prevents the board from immediately updating to its final state and allows players to observe the progression of the move.</w:t>
       </w:r>
     </w:p>
     <w:p>
@@ -3582,23 +3817,55 @@
         <w:jc w:val="both"/>
       </w:pPr>
       <w:r>
-        <w:t>After the animation finishes, the controller updates the score display and calls postTurnProcessing() in the Game class.</w:t>
+        <w:t xml:space="preserve">After the animation finishes, the controller updates the score display and calls </w:t>
+      </w:r>
+      <w:proofErr w:type="gramStart"/>
+      <w:r>
+        <w:t>postTurnProcessing(</w:t>
+      </w:r>
+      <w:proofErr w:type="gramEnd"/>
+      <w:r>
+        <w:t>) in the Game class.</w:t>
       </w:r>
       <w:r>
         <w:t xml:space="preserve"> </w:t>
       </w:r>
       <w:r>
-        <w:t xml:space="preserve">If the game has ended, postGameVisualEffect() is executed to clear the board visually and highlight the winner by making the winning score flicker. Finally, the ending scene is loaded to display the </w:t>
+        <w:t xml:space="preserve">If the game has ended, </w:t>
+      </w:r>
+      <w:proofErr w:type="gramStart"/>
+      <w:r>
+        <w:t>postGameVisualEffect(</w:t>
+      </w:r>
+      <w:proofErr w:type="gramEnd"/>
+      <w:r>
+        <w:t xml:space="preserve">) is executed to clear the board visually and highlight the winner by making the winning score flicker. Finally, the ending scene is loaded to display the </w:t>
       </w:r>
       <w:r>
         <w:lastRenderedPageBreak/>
         <w:t>game result.</w:t>
       </w:r>
       <w:r>
-        <w:t xml:space="preserve"> p</w:t>
-      </w:r>
-      <w:r>
-        <w:t>rocessingTurn() and postTurnProcessing() are intentionally implemented in the Game class rather than in MainGameController. This separation ensures that the controller manages user interaction and presentation, while the Game class remains responsible for the game rules and logic, following the MVC architecture.</w:t>
+        <w:t xml:space="preserve"> </w:t>
+      </w:r>
+      <w:proofErr w:type="gramStart"/>
+      <w:r>
+        <w:t>p</w:t>
+      </w:r>
+      <w:r>
+        <w:t>rocessingTurn(</w:t>
+      </w:r>
+      <w:proofErr w:type="gramEnd"/>
+      <w:r>
+        <w:t xml:space="preserve">) and </w:t>
+      </w:r>
+      <w:proofErr w:type="gramStart"/>
+      <w:r>
+        <w:t>postTurnProcessing(</w:t>
+      </w:r>
+      <w:proofErr w:type="gramEnd"/>
+      <w:r>
+        <w:t>) are intentionally implemented in the Game class rather than in MainGameController. This separation ensures that the controller manages user interaction and presentation, while the Game class remains responsible for the game rules and logic, following the MVC architecture.</w:t>
       </w:r>
     </w:p>
     <w:sectPr>

--- a/report/OOP_Capstone_Report_Group13.docx
+++ b/report/OOP_Capstone_Report_Group13.docx
@@ -2154,15 +2154,7 @@
         <w:jc w:val="both"/>
       </w:pPr>
       <w:r>
-        <w:t xml:space="preserve">Developed the static GUI layout and styling </w:t>
-      </w:r>
-      <w:proofErr w:type="gramStart"/>
-      <w:r>
-        <w:t>(.fxml</w:t>
-      </w:r>
-      <w:proofErr w:type="gramEnd"/>
-      <w:r>
-        <w:t xml:space="preserve"> and .css files).</w:t>
+        <w:t>Developed the static GUI layout and styling (.fxml and .css files).</w:t>
       </w:r>
     </w:p>
     <w:p>
@@ -2232,26 +2224,13 @@
         <w:t>Methods:</w:t>
       </w:r>
       <w:r>
-        <w:t> </w:t>
-      </w:r>
-      <w:proofErr w:type="gramStart"/>
-      <w:r>
-        <w:t>onPlayerMove(</w:t>
-      </w:r>
-      <w:proofErr w:type="gramEnd"/>
-      <w:r>
-        <w:t>),</w:t>
+        <w:t> onPlayerMove(),</w:t>
       </w:r>
       <w:r>
         <w:t xml:space="preserve"> </w:t>
       </w:r>
-      <w:proofErr w:type="gramStart"/>
-      <w:r>
-        <w:t>postGameVisualEffect(</w:t>
-      </w:r>
-      <w:proofErr w:type="gramEnd"/>
-      <w:r>
-        <w:t>)</w:t>
+      <w:r>
+        <w:t>postGameVisualEffect()</w:t>
       </w:r>
     </w:p>
     <w:p>
@@ -2369,7 +2348,7 @@
         <w:t xml:space="preserve">Classes: </w:t>
       </w:r>
       <w:r>
-        <w:t>SmallGem.java, SmallCellRenderer.java, GemLayoutUtil.java, CellRenderer.java, CastleCellRenderer.java, BigGem.java, BaseGem.java, GemRenderer.java.</w:t>
+        <w:t>SmallGem.java, SmallCellRenderer.java, GemLayoutUtil.java, CellRenderer.java, CastleCellRenderer.java, BigGem.java, GemRenderer.java.</w:t>
       </w:r>
     </w:p>
     <w:p>
@@ -2391,37 +2370,19 @@
         <w:t>Methods:</w:t>
       </w:r>
       <w:r>
-        <w:t> </w:t>
-      </w:r>
-      <w:proofErr w:type="gramStart"/>
-      <w:r>
-        <w:t>animateMove(</w:t>
-      </w:r>
-      <w:proofErr w:type="gramEnd"/>
-      <w:r>
-        <w:t>),</w:t>
+        <w:t> animateMove(),</w:t>
       </w:r>
       <w:r>
         <w:t xml:space="preserve"> </w:t>
       </w:r>
-      <w:proofErr w:type="gramStart"/>
-      <w:r>
-        <w:t>updateScoreUI(</w:t>
-      </w:r>
-      <w:proofErr w:type="gramEnd"/>
-      <w:r>
-        <w:t>),</w:t>
+      <w:r>
+        <w:t>updateScoreUI(),</w:t>
       </w:r>
       <w:r>
         <w:t xml:space="preserve"> </w:t>
       </w:r>
-      <w:proofErr w:type="gramStart"/>
-      <w:r>
-        <w:t>postGameVisualEffect(</w:t>
-      </w:r>
-      <w:proofErr w:type="gramEnd"/>
-      <w:r>
-        <w:t>)</w:t>
+      <w:r>
+        <w:t>postGameVisualEffect()</w:t>
       </w:r>
       <w:r>
         <w:t xml:space="preserve"> </w:t>
@@ -2538,13 +2499,8 @@
         </w:rPr>
         <w:t xml:space="preserve">Methods: </w:t>
       </w:r>
-      <w:proofErr w:type="gramStart"/>
-      <w:r>
-        <w:t>getInput(</w:t>
-      </w:r>
-      <w:proofErr w:type="gramEnd"/>
-      <w:r>
-        <w:t>) (MainGameController.java).</w:t>
+      <w:r>
+        <w:t>getInput() (MainGameController.java).</w:t>
       </w:r>
     </w:p>
     <w:p>
@@ -2700,7 +2656,6 @@
         <w:jc w:val="both"/>
       </w:pPr>
       <w:r>
-        <w:lastRenderedPageBreak/>
         <w:t>Implemented the Game class, including turn processing, move validation, capturing mechanics, score management, and winner determination.</w:t>
       </w:r>
     </w:p>
@@ -2715,6 +2670,7 @@
         <w:jc w:val="both"/>
       </w:pPr>
       <w:r>
+        <w:lastRenderedPageBreak/>
         <w:t xml:space="preserve">Designed and implemented a </w:t>
       </w:r>
       <w:r>
@@ -2814,13 +2770,8 @@
         </w:rPr>
         <w:t xml:space="preserve"> </w:t>
       </w:r>
-      <w:proofErr w:type="gramStart"/>
-      <w:r>
-        <w:t>initializePlayerData(</w:t>
-      </w:r>
-      <w:proofErr w:type="gramEnd"/>
-      <w:r>
-        <w:t>) (MainGameController.java).</w:t>
+      <w:r>
+        <w:t>initializePlayerData() (MainGameController.java).</w:t>
       </w:r>
     </w:p>
     <w:p>
@@ -2879,7 +2830,13 @@
         <w:jc w:val="both"/>
       </w:pPr>
       <w:r>
-        <w:t>When a new game is created, players are shown a GUI interface containing each player's name, avatar, and initial score, along with the game board. The game board consists of 10 small squares arranged in two rows and 2 Mandarin squares (half-circles) located at the two ends of the board. At the beginning of the game, each small square contains 5 small gems, while each Mandarin square contains 1 big gem. A small gem is worth 1 point, whereas a big gem is worth 5 points.</w:t>
+        <w:t xml:space="preserve">When a new game is created, players are shown a GUI interface containing each player's name, avatar, and initial score, along with the game board. The game board consists of 10 small squares arranged in two rows and </w:t>
+      </w:r>
+      <w:r>
+        <w:t>two</w:t>
+      </w:r>
+      <w:r>
+        <w:t xml:space="preserve"> Mandarin squares (half-circles) located at the two ends of the board. At the beginning of the game, each small square contains 5 small gems, while each Mandarin square contains 1 big gem. A small gem is worth 1 point, whereas a big gem is worth 5 points.</w:t>
       </w:r>
     </w:p>
     <w:p>
@@ -2904,7 +2861,19 @@
         <w:jc w:val="both"/>
       </w:pPr>
       <w:r>
-        <w:t>During gameplay, players take turns selecting one of their available squares and choosing a movement direction (clockwise or counterclockwise). All gems in the selected square are collected and redistributed one by one into consecutive squares.</w:t>
+        <w:t>During a player's turn, the player may select one of the five small squares on their own side that currently contains at least one gem</w:t>
+      </w:r>
+      <w:r>
+        <w:t xml:space="preserve"> </w:t>
+      </w:r>
+      <w:r>
+        <w:t xml:space="preserve">and </w:t>
+      </w:r>
+      <w:r>
+        <w:t>then choose</w:t>
+      </w:r>
+      <w:r>
+        <w:t xml:space="preserve"> a movement direction (clockwise or counterclockwise). All gems in the selected square are collected and redistributed one by one into consecutive squares.</w:t>
       </w:r>
     </w:p>
     <w:p>
@@ -2918,7 +2887,7 @@
         <w:jc w:val="both"/>
       </w:pPr>
       <w:r>
-        <w:t>If the last distributed gem lands before a non-empty small square (not a half-circle), the player continues the move by collecting all gems from that square and redistributing them.</w:t>
+        <w:t>If the last distributed gem is placed immediately before a non-empty small square (excluding a Mandarin square), the player continues the move by collecting all gems from that square and redistributing them.</w:t>
       </w:r>
     </w:p>
     <w:p>
@@ -3080,15 +3049,19 @@
         <w:jc w:val="both"/>
       </w:pPr>
       <w:r>
-        <w:t xml:space="preserve">Upon opening the application, the user is met with a menu interface. The user can click the Exit button, which prompts </w:t>
-      </w:r>
-      <w:proofErr w:type="gramStart"/>
-      <w:r>
-        <w:t>an exit</w:t>
-      </w:r>
-      <w:proofErr w:type="gramEnd"/>
-      <w:r>
-        <w:t xml:space="preserve"> confirmation. The user can click on the Instruction button to view the instructions. Most importantly, the user can click on the Play button to create a new game.</w:t>
+        <w:t>Upon opening the application, the user is met with a menu interface.</w:t>
+      </w:r>
+      <w:r>
+        <w:t xml:space="preserve"> </w:t>
+      </w:r>
+      <w:r>
+        <w:t>The user can click on the Instruction button to view the instructions.</w:t>
+      </w:r>
+      <w:r>
+        <w:t xml:space="preserve"> </w:t>
+      </w:r>
+      <w:r>
+        <w:t>The user can click the Exit button, which prompts an exit confirmation. Most importantly, the user can click on the Play button to create a new game.</w:t>
       </w:r>
     </w:p>
     <w:p>
@@ -3115,15 +3088,13 @@
         <w:jc w:val="both"/>
       </w:pPr>
       <w:r>
-        <w:t xml:space="preserve">When the game ends, the player can view the result screen, which displays the </w:t>
-      </w:r>
-      <w:proofErr w:type="gramStart"/>
-      <w:r>
-        <w:t>final outcome</w:t>
-      </w:r>
-      <w:proofErr w:type="gramEnd"/>
-      <w:r>
-        <w:t xml:space="preserve"> of the match and the winner.</w:t>
+        <w:t>When the game ends, the player can view the result screen, which displays the final outcome of the match and the winner.</w:t>
+      </w:r>
+      <w:r>
+        <w:t xml:space="preserve"> From here, </w:t>
+      </w:r>
+      <w:r>
+        <w:t>players may either start a new game or return to the main menu.</w:t>
       </w:r>
     </w:p>
     <w:p>
@@ -3191,8 +3162,8 @@
         </w:rPr>
         <w:lastRenderedPageBreak/>
         <w:drawing>
-          <wp:inline distT="0" distB="0" distL="0" distR="0" wp14:anchorId="5FB3C029" wp14:editId="58FAC1E5">
-            <wp:extent cx="5727982" cy="3931920"/>
+          <wp:inline distT="0" distB="0" distL="0" distR="0" wp14:anchorId="5FB3C029" wp14:editId="2CC35316">
+            <wp:extent cx="5727982" cy="3931919"/>
             <wp:effectExtent l="0" t="0" r="6350" b="0"/>
             <wp:docPr id="376644551" name="Picture 1"/>
             <wp:cNvGraphicFramePr>
@@ -3222,7 +3193,7 @@
                   <pic:spPr bwMode="auto">
                     <a:xfrm>
                       <a:off x="0" y="0"/>
-                      <a:ext cx="5727982" cy="3931920"/>
+                      <a:ext cx="5727982" cy="3931919"/>
                     </a:xfrm>
                     <a:prstGeom prst="rect">
                       <a:avLst/>
@@ -3260,7 +3231,37 @@
         <w:t xml:space="preserve"> and </w:t>
       </w:r>
       <w:r>
-        <w:t>visual highlighting. Inheritance is used to create BigGem and SmallGem from BaseGem. To support different rendering behaviors, CastleCellRenderer and SmallCellRenderer both implement the CellRenderer interface. This design allows different types of cells to be rendered through a common interface while providing their own implementations, illustrating polymorphism. The GemLayoutUtil class functions as a helper class responsible for calculating and assigning the position of a particular gem within a cell. GemRenderer aggregates twelve CellRenderer instances to render the board cells, while SquareHighlighter provides visual feedback by highlighting valid squares and movement directions during gameplay.</w:t>
+        <w:t xml:space="preserve">visual highlighting. </w:t>
+      </w:r>
+      <w:r>
+        <w:t>The smallest unit is an individual gem, managed by BigGem and SmallGem</w:t>
+      </w:r>
+      <w:r>
+        <w:t xml:space="preserve"> which inherit the JavaFX’s Circle class</w:t>
+      </w:r>
+      <w:r>
+        <w:t xml:space="preserve">. To </w:t>
+      </w:r>
+      <w:r>
+        <w:t>render the gems in an individual cell</w:t>
+      </w:r>
+      <w:r>
+        <w:t xml:space="preserve">, CastleCellRenderer and SmallCellRenderer both implement the CellRenderer interface. This design allows different types of cells to be rendered through a common interface while providing their own implementations, illustrating polymorphism. </w:t>
+      </w:r>
+      <w:r>
+        <w:t xml:space="preserve">GemRenderer </w:t>
+      </w:r>
+      <w:r>
+        <w:t>composes</w:t>
+      </w:r>
+      <w:r>
+        <w:t xml:space="preserve"> twelve CellRenderer instances to render </w:t>
+      </w:r>
+      <w:r>
+        <w:t>all gems in the GUI board.</w:t>
+      </w:r>
+      <w:r>
+        <w:t xml:space="preserve"> </w:t>
       </w:r>
     </w:p>
     <w:p>
@@ -3269,14 +3270,23 @@
         <w:jc w:val="both"/>
       </w:pPr>
       <w:r>
+        <w:t xml:space="preserve">The Controller package manages user interactions and coordinates communication between the View and Model packages. Each FXML scene is associated with a dedicated controller class. </w:t>
+      </w:r>
+      <w:r>
+        <w:t>These controllers share common scene navigation functionality through an association with the SceneNavigator class</w:t>
+      </w:r>
+      <w:r>
+        <w:t xml:space="preserve">. The </w:t>
+      </w:r>
+      <w:r>
         <w:lastRenderedPageBreak/>
-        <w:t xml:space="preserve">The Controller package manages user interactions and coordinates communication between the View and Model packages. Each FXML scene is associated with a dedicated controller class. </w:t>
-      </w:r>
-      <w:r>
-        <w:t>These controllers share common scene navigation functionality through an association with the SceneNavigator class</w:t>
-      </w:r>
-      <w:r>
-        <w:t>. The MainGameController is the primary controller responsible for gameplay interactions. It interacts with SquareHighlighter and GemRenderer in the View package to synchronize visual highlighting and board rendering with the underlying game logic. Furthermore, MainGameController aggregates an instance of Game to interact with the game logic.</w:t>
+        <w:t xml:space="preserve">MainGameController is the primary controller responsible for gameplay interactions. It interacts with SquareHighlighter and GemRenderer in the View package to synchronize visual highlighting and board rendering with the underlying game logic. Furthermore, MainGameController </w:t>
+      </w:r>
+      <w:r>
+        <w:t>composes</w:t>
+      </w:r>
+      <w:r>
+        <w:t xml:space="preserve"> an instance of Game to interact with the game logic.</w:t>
       </w:r>
     </w:p>
     <w:p>
@@ -3340,9 +3350,9 @@
           <w:bdr w:val="none" w:sz="0" w:space="0" w:color="auto" w:frame="1"/>
         </w:rPr>
         <w:drawing>
-          <wp:inline distT="0" distB="0" distL="0" distR="0" wp14:anchorId="0570409C" wp14:editId="78E85D63">
-            <wp:extent cx="5731508" cy="5382260"/>
-            <wp:effectExtent l="0" t="0" r="3175" b="8890"/>
+          <wp:inline distT="0" distB="0" distL="0" distR="0" wp14:anchorId="0570409C" wp14:editId="7C73CA9C">
+            <wp:extent cx="5731508" cy="5382259"/>
+            <wp:effectExtent l="0" t="0" r="3175" b="9525"/>
             <wp:docPr id="158558200" name="Picture 1"/>
             <wp:cNvGraphicFramePr>
               <a:graphicFrameLocks xmlns:a="http://schemas.openxmlformats.org/drawingml/2006/main" noChangeAspect="1"/>
@@ -3369,7 +3379,7 @@
                   <pic:spPr>
                     <a:xfrm>
                       <a:off x="0" y="0"/>
-                      <a:ext cx="5731508" cy="5382260"/>
+                      <a:ext cx="5731508" cy="5382259"/>
                     </a:xfrm>
                     <a:prstGeom prst="rect">
                       <a:avLst/>
@@ -3388,27 +3398,38 @@
         <w:jc w:val="both"/>
       </w:pPr>
       <w:r>
-        <w:t xml:space="preserve">The Board class manages the value of each cell by an array </w:t>
-      </w:r>
-      <w:proofErr w:type="gramStart"/>
-      <w:r>
-        <w:t>table[</w:t>
-      </w:r>
-      <w:proofErr w:type="gramEnd"/>
-      <w:r>
-        <w:t xml:space="preserve">], indexed from the left Mandarin square and continuing in the clockwise direction around the board. One of the most important methods in the Board class is </w:t>
-      </w:r>
-      <w:proofErr w:type="gramStart"/>
-      <w:r>
-        <w:t>moveGem(</w:t>
-      </w:r>
-      <w:proofErr w:type="gramEnd"/>
-      <w:r>
-        <w:t xml:space="preserve">), which implements the </w:t>
+        <w:t>The Player class represents an individual player and depicts the most basic and prominent attributes like their name and avatar (which are randomly generated), as well as their score.</w:t>
+      </w:r>
+    </w:p>
+    <w:p>
+      <w:pPr>
+        <w:spacing w:after="120" w:line="312" w:lineRule="auto"/>
+        <w:jc w:val="both"/>
+      </w:pPr>
+      <w:r>
+        <w:t xml:space="preserve">The Board class manages the value of each cell by an array table[], indexed from the left Mandarin square and continuing in the clockwise direction around the board. </w:t>
+      </w:r>
+      <w:r>
+        <w:t xml:space="preserve">Board does not expose the table[] array directly and instead provides controlled methods to </w:t>
       </w:r>
       <w:r>
         <w:lastRenderedPageBreak/>
-        <w:t>gem distribution mechanics based on the input. It returns a list of pairs &lt;cell, value&gt;, where cell is the index of the modified cell and value is its new value after the change. For example, from the initial state, if the user chooses the 3rd cell and the clockwise direction, the sequence will be &lt;3,0&gt;, &lt;4,6&gt;, &lt;5,6&gt;, &lt;6,6&gt;, &lt;7,6&gt;, &lt;8,6&gt;, &lt;9,0&gt;, &lt;10,6&gt;, &lt;11,6&gt;, &lt;0,6&gt;, &lt;1,6&gt;, &lt;2,6&gt;. The method terminates when the distribution phase reaches a stopping condition defined by the game rules.</w:t>
+        <w:t>interact with the board state: getSquareValue() for reading a square's value at a given index, and clearSquare() for removing gems during a capture</w:t>
+      </w:r>
+      <w:r>
+        <w:t>. This design disallows any illegal access to the table[] array, illustrating Encapsulation, because array is a reference type in Java and returning an array would allow other classes to directly modify the board state through the returned refere</w:t>
+      </w:r>
+      <w:r>
+        <w:t>n</w:t>
+      </w:r>
+      <w:r>
+        <w:t xml:space="preserve">ce. </w:t>
+      </w:r>
+      <w:r>
+        <w:t>One of the most important methods in the Board class is moveGem(), which implements the gem distribution mechanics based on the input. It returns a list of pairs &lt;cell, value&gt;, where cell is the index of the modified cell and value is its new value after the change. For example, from the initial state, if the user chooses the 3rd cell and the clockwise direction, the sequence will be &lt;3,0&gt;, &lt;4,6&gt;, &lt;5,6&gt;, &lt;6,6&gt;, &lt;7,6&gt;, &lt;8,6&gt;, &lt;9,0&gt;, &lt;10,6&gt;, &lt;11,6&gt;, &lt;0,6&gt;, &lt;1,6&gt;, &lt;2,6&gt;. The method terminates when the distribution phase reaches a stopping condition defined by the game rules.</w:t>
+      </w:r>
+      <w:r>
+        <w:t xml:space="preserve"> </w:t>
       </w:r>
     </w:p>
     <w:p>
@@ -3417,69 +3438,28 @@
         <w:jc w:val="both"/>
       </w:pPr>
       <w:r>
-        <w:t xml:space="preserve">The most important methods are </w:t>
-      </w:r>
-      <w:proofErr w:type="gramStart"/>
-      <w:r>
-        <w:t>processingTurn(</w:t>
-      </w:r>
-      <w:proofErr w:type="gramEnd"/>
-      <w:r>
-        <w:t xml:space="preserve">) and </w:t>
-      </w:r>
-      <w:proofErr w:type="gramStart"/>
-      <w:r>
-        <w:t>postTurnProcessing(</w:t>
-      </w:r>
-      <w:proofErr w:type="gramEnd"/>
-      <w:r>
-        <w:t xml:space="preserve">) in the Game class, which together manage </w:t>
-      </w:r>
-      <w:proofErr w:type="gramStart"/>
-      <w:r>
-        <w:t>the majority of</w:t>
-      </w:r>
-      <w:proofErr w:type="gramEnd"/>
-      <w:r>
-        <w:t xml:space="preserve"> the game logic. </w:t>
-      </w:r>
-      <w:proofErr w:type="gramStart"/>
-      <w:r>
-        <w:t>processingTurn(</w:t>
-      </w:r>
-      <w:proofErr w:type="gramEnd"/>
-      <w:r>
-        <w:t xml:space="preserve">) handles the turn after receiving the input. It first calls the </w:t>
-      </w:r>
-      <w:proofErr w:type="gramStart"/>
-      <w:r>
-        <w:t>moveGem(</w:t>
-      </w:r>
-      <w:proofErr w:type="gramEnd"/>
-      <w:r>
-        <w:t>) method from the Board class to receive a move sequence. It then performs the capturing logic based on the final position of the move, before returning a full move sequence from the start until the end of a turn. This move sequence is later used by the Controller to update the GUI and animate the gameplay.</w:t>
-      </w:r>
-    </w:p>
-    <w:p>
-      <w:pPr>
-        <w:spacing w:after="120" w:line="312" w:lineRule="auto"/>
-        <w:jc w:val="both"/>
-      </w:pPr>
-      <w:proofErr w:type="gramStart"/>
-      <w:r>
-        <w:t>postTurnProcessing(</w:t>
-      </w:r>
-      <w:proofErr w:type="gramEnd"/>
-      <w:r>
-        <w:t xml:space="preserve">) is responsible for handling the game state after a turn has been completed, including the ending check, the </w:t>
-      </w:r>
-      <w:proofErr w:type="gramStart"/>
-      <w:r>
-        <w:t>empty-squares</w:t>
-      </w:r>
-      <w:proofErr w:type="gramEnd"/>
-      <w:r>
-        <w:t xml:space="preserve"> check, and switching the player's turn. By separating turn execution and post-turn processing into two methods, the game logic remains modular and easier to maintain.</w:t>
+        <w:t xml:space="preserve">The Game class interacts with both classes to enforce </w:t>
+      </w:r>
+      <w:r>
+        <w:t>the game rules and control the entire gameplay process, including gem distribution and capturing, score updates, and winner determination.</w:t>
+      </w:r>
+      <w:r>
+        <w:t xml:space="preserve"> </w:t>
+      </w:r>
+      <w:r>
+        <w:t xml:space="preserve">The most important methods </w:t>
+      </w:r>
+      <w:r>
+        <w:t xml:space="preserve">of the Game class </w:t>
+      </w:r>
+      <w:r>
+        <w:t>are processingTurn() and postTurnProcessing(), which together manage the majority of the game logic. processingTurn() handles the turn after receiving the input. It first calls the moveGem() method from the Board class to receive a move sequence. It then performs the capturing logic based on the final position of the move, before returning a full move sequence from the start until the end of a turn. This move sequence is later used by the Controller to update the GUI and animate the gameplay.</w:t>
+      </w:r>
+      <w:r>
+        <w:t xml:space="preserve"> </w:t>
+      </w:r>
+      <w:r>
+        <w:t>postTurnProcessing() is responsible for handling the game state after a turn has been completed, including the ending check, the empty-squares check, and switching the player's turn. By separating turn execution and post-turn processing into two methods, the game logic remains modular and easier to maintain.</w:t>
       </w:r>
     </w:p>
     <w:p>
@@ -3528,8 +3508,8 @@
         </w:rPr>
         <w:lastRenderedPageBreak/>
         <w:drawing>
-          <wp:inline distT="0" distB="0" distL="0" distR="0" wp14:anchorId="7CE66F46" wp14:editId="03AE8396">
-            <wp:extent cx="5725772" cy="4351020"/>
+          <wp:inline distT="0" distB="0" distL="0" distR="0" wp14:anchorId="7CE66F46" wp14:editId="299DFB6D">
+            <wp:extent cx="5725772" cy="4351019"/>
             <wp:effectExtent l="0" t="0" r="8890" b="0"/>
             <wp:docPr id="1202433869" name="Picture 4"/>
             <wp:cNvGraphicFramePr>
@@ -3559,7 +3539,7 @@
                   <pic:spPr bwMode="auto">
                     <a:xfrm>
                       <a:off x="0" y="0"/>
-                      <a:ext cx="5725772" cy="4351020"/>
+                      <a:ext cx="5725772" cy="4351019"/>
                     </a:xfrm>
                     <a:prstGeom prst="rect">
                       <a:avLst/>
@@ -3582,7 +3562,13 @@
         <w:jc w:val="both"/>
       </w:pPr>
       <w:r>
-        <w:t>GemRenderer is responsible for rendering the visual state of the game board. It aggregates twelve CellRenderer objects, consisting of both SmallCellRenderer and CastleCellRenderer instances stored through upcasting to the CellRenderer interface. This design allows GemRenderer to treat all cell renderers uniformly while still supporting different rendering behaviors through polymorphism.</w:t>
+        <w:t xml:space="preserve">GemRenderer is responsible for rendering the visual state of the game board. It </w:t>
+      </w:r>
+      <w:r>
+        <w:t>composes</w:t>
+      </w:r>
+      <w:r>
+        <w:t xml:space="preserve"> twelve CellRenderer objects, consisting of both SmallCellRenderer and CastleCellRenderer instances stored through upcasting to the CellRenderer interface. This design allows GemRenderer to treat all cell renderers uniformly while still supporting different rendering behaviors through polymorphism.</w:t>
       </w:r>
     </w:p>
     <w:p>
@@ -3591,39 +3577,26 @@
         <w:jc w:val="both"/>
       </w:pPr>
       <w:r>
-        <w:t xml:space="preserve">When the </w:t>
-      </w:r>
-      <w:proofErr w:type="gramStart"/>
-      <w:r>
-        <w:t>renderGemsInCell(</w:t>
-      </w:r>
-      <w:proofErr w:type="gramEnd"/>
-      <w:r>
-        <w:t xml:space="preserve">) method is invoked, GemRenderer selects the appropriate CellRenderer corresponding to the target cell and calls its </w:t>
-      </w:r>
-      <w:proofErr w:type="gramStart"/>
-      <w:r>
-        <w:t>render(</w:t>
-      </w:r>
-      <w:proofErr w:type="gramEnd"/>
-      <w:r>
-        <w:t xml:space="preserve">) method. Due to dynamic binding, the actual method executed depends on the runtime type of the object. For the two Mandarin cells (indices 0 and 6), the </w:t>
-      </w:r>
-      <w:proofErr w:type="gramStart"/>
-      <w:r>
-        <w:t>render(</w:t>
-      </w:r>
-      <w:proofErr w:type="gramEnd"/>
-      <w:r>
-        <w:t xml:space="preserve">) method of CastleCellRenderer is executed, which renders a BigGem and arranges any remaining SmallGem objects beneath it. For all other cells, the </w:t>
-      </w:r>
-      <w:proofErr w:type="gramStart"/>
-      <w:r>
-        <w:t>render(</w:t>
-      </w:r>
-      <w:proofErr w:type="gramEnd"/>
-      <w:r>
-        <w:t>) method of SmallCellRenderer is executed, which renders the SmallGem objects in a grid layout. This approach eliminates the need for conditional rendering logic inside GemRenderer and makes the rendering system easily extensible.</w:t>
+        <w:t>When the renderGemsInCell() method is invoked, GemRenderer selects the appropriate CellRenderer corresponding to the target cell and calls its render() method. Due to dynamic binding, the actual method executed depends on the runtime type of the object. For the two Mandarin cells (indices 0 and 6), the render() method of CastleCellRenderer is executed, which renders a BigGem and arranges any remaining SmallGem objects beneath it. For all other cells, the render() method of SmallCellRenderer is executed, which renders the SmallGem objects in a grid layout. This approach eliminates the need for conditional rendering logic inside GemRenderer and makes the rendering system easily extensible.</w:t>
+      </w:r>
+    </w:p>
+    <w:p>
+      <w:pPr>
+        <w:spacing w:after="120" w:line="312" w:lineRule="auto"/>
+        <w:jc w:val="both"/>
+      </w:pPr>
+      <w:r>
+        <w:t>If a new cell rendering method is added, it only needs to be assigned to the cellRenderers[] array inside GemRenderer without having to modify the whole code.</w:t>
+      </w:r>
+    </w:p>
+    <w:p>
+      <w:pPr>
+        <w:spacing w:after="120" w:line="312" w:lineRule="auto"/>
+        <w:jc w:val="both"/>
+      </w:pPr>
+      <w:r>
+        <w:lastRenderedPageBreak/>
+        <w:t>The GemLayoutUtil class functions as a helper class responsible for calculating and assigning the position of a particular gem within a cell, while SquareHighlighter provides visual feedback by highlighting valid squares and movement directions during gameplay.</w:t>
       </w:r>
     </w:p>
     <w:p>
@@ -3670,7 +3643,6 @@
           <w:szCs w:val="22"/>
           <w:bdr w:val="none" w:sz="0" w:space="0" w:color="auto" w:frame="1"/>
         </w:rPr>
-        <w:lastRenderedPageBreak/>
         <w:drawing>
           <wp:inline distT="0" distB="0" distL="0" distR="0" wp14:anchorId="2BDE9E26" wp14:editId="6B8F7CEF">
             <wp:extent cx="5731510" cy="2200386"/>
@@ -3726,23 +3698,13 @@
         <w:jc w:val="both"/>
       </w:pPr>
       <w:r>
-        <w:t xml:space="preserve">The main gameplay flow within the Controller package is managed by MainGameController. User input is handled through the </w:t>
-      </w:r>
-      <w:proofErr w:type="gramStart"/>
-      <w:r>
-        <w:t>getInput(</w:t>
-      </w:r>
-      <w:proofErr w:type="gramEnd"/>
-      <w:r>
-        <w:t xml:space="preserve">) method, which processes mouse-click events generated by the player. This method utilizes two important attributes: state and </w:t>
-      </w:r>
-      <w:proofErr w:type="gramStart"/>
-      <w:r>
-        <w:t>selectedSquare</w:t>
-      </w:r>
-      <w:proofErr w:type="gramEnd"/>
-      <w:r>
-        <w:t>. The selectedSquare attribute stores the square currently chosen by the player, while state tracks the current stage of the input process.</w:t>
+        <w:t xml:space="preserve">Each controller holds an association with SceneNavigator and only calls the methods it actually needs. </w:t>
+      </w:r>
+      <w:r>
+        <w:t>This composition-over-inheritance approach reduces unnecessary coupling and gives each controller precise control over the navigation functionality it uses</w:t>
+      </w:r>
+      <w:r>
+        <w:t>. Only one instance of SceneNavigator is created and shared across the entire application, ensuring all controllers interact with the same navigation instance and the same application window.</w:t>
       </w:r>
     </w:p>
     <w:p>
@@ -3751,31 +3713,7 @@
         <w:jc w:val="both"/>
       </w:pPr>
       <w:r>
-        <w:t xml:space="preserve">Initially, state is set to 1, representing the square-selection phase. In this state, </w:t>
-      </w:r>
-      <w:proofErr w:type="gramStart"/>
-      <w:r>
-        <w:t>getInput(</w:t>
-      </w:r>
-      <w:proofErr w:type="gramEnd"/>
-      <w:r>
-        <w:t xml:space="preserve">) validates whether the clicked square is a valid choice by calling the corresponding validation methods in the Game class. If the selection is valid, the selected square is </w:t>
-      </w:r>
-      <w:proofErr w:type="gramStart"/>
-      <w:r>
-        <w:t>stored</w:t>
-      </w:r>
-      <w:proofErr w:type="gramEnd"/>
-      <w:r>
-        <w:t xml:space="preserve"> and state is updated to 2. In state 2, the controller waits for the player to choose a movement direction. If the player clicks the selected square again, the square is deselected and state returns to 1. Otherwise, if a valid adjacent square is chosen to indicate a direction, the </w:t>
-      </w:r>
-      <w:proofErr w:type="gramStart"/>
-      <w:r>
-        <w:t>onPlayerMove(</w:t>
-      </w:r>
-      <w:proofErr w:type="gramEnd"/>
-      <w:r>
-        <w:t>) method is invoked to execute the move. The instance of SquareHighlighter helps to show the available squares in every state to the players.</w:t>
+        <w:t>The main gameplay flow within the Controller package is managed by MainGameController. User input is handled through the getInput() method, which processes mouse-click events generated by the player. This method utilizes two important attributes: state and selectedSquare. The selectedSquare attribute stores the square currently chosen by the player, while state tracks the current stage of the input process.</w:t>
       </w:r>
     </w:p>
     <w:p>
@@ -3784,31 +3722,11 @@
         <w:jc w:val="both"/>
       </w:pPr>
       <w:r>
-        <w:t xml:space="preserve">At the beginning of </w:t>
-      </w:r>
-      <w:proofErr w:type="gramStart"/>
-      <w:r>
-        <w:t>onPlayerMove(</w:t>
-      </w:r>
-      <w:proofErr w:type="gramEnd"/>
-      <w:r>
-        <w:t xml:space="preserve">), state is set to -1 to temporarily disable further user interaction while the move is being processed and animated. The method first calls </w:t>
-      </w:r>
-      <w:proofErr w:type="gramStart"/>
-      <w:r>
-        <w:t>processingTurn(</w:t>
-      </w:r>
-      <w:proofErr w:type="gramEnd"/>
-      <w:r>
-        <w:t xml:space="preserve">) in the Game class to obtain the complete sequence of board changes resulting from the player's move, including any captures. This sequence is then passed to </w:t>
-      </w:r>
-      <w:proofErr w:type="gramStart"/>
-      <w:r>
-        <w:t>animateMoves(</w:t>
-      </w:r>
-      <w:proofErr w:type="gramEnd"/>
-      <w:r>
-        <w:t>), which uses a JavaFX Timeline to display the movement step by step. This approach prevents the board from immediately updating to its final state and allows players to observe the progression of the move.</w:t>
+        <w:t xml:space="preserve">Initially, state is set to 1, representing the square-selection phase. In this state, getInput() validates whether the clicked square is a valid choice by calling the corresponding validation methods in the Game class. If the selection is valid, the selected square is stored and state is updated to 2. In state 2, the controller waits for the player to choose a movement direction. If the player clicks the selected square again, the square is deselected and state returns to 1. Otherwise, if a valid adjacent square is chosen to indicate a direction, the onPlayerMove() method is invoked to execute the move. The </w:t>
+      </w:r>
+      <w:r>
+        <w:lastRenderedPageBreak/>
+        <w:t>instance of SquareHighlighter helps to show the available squares in every state to the players.</w:t>
       </w:r>
     </w:p>
     <w:p>
@@ -3817,55 +3735,28 @@
         <w:jc w:val="both"/>
       </w:pPr>
       <w:r>
-        <w:t xml:space="preserve">After the animation finishes, the controller updates the score display and calls </w:t>
-      </w:r>
-      <w:proofErr w:type="gramStart"/>
-      <w:r>
-        <w:t>postTurnProcessing(</w:t>
-      </w:r>
-      <w:proofErr w:type="gramEnd"/>
-      <w:r>
-        <w:t>) in the Game class.</w:t>
+        <w:t>At the beginning of onPlayerMove(), state is set to -1 to temporarily disable further user interaction while the move is being processed and animated. The method first calls processingTurn() in the Game class to obtain the complete sequence of board changes resulting from the player's move, including any captures. This sequence is then passed to animateMoves(), which uses a JavaFX Timeline to display the movement step by step. This approach prevents the board from immediately updating to its final state and allows players to observe the progression of the move.</w:t>
+      </w:r>
+    </w:p>
+    <w:p>
+      <w:pPr>
+        <w:spacing w:after="120" w:line="312" w:lineRule="auto"/>
+        <w:jc w:val="both"/>
+      </w:pPr>
+      <w:r>
+        <w:t>After the animation finishes, the controller updates the score display and calls postTurnProcessing() in the Game class.</w:t>
       </w:r>
       <w:r>
         <w:t xml:space="preserve"> </w:t>
       </w:r>
       <w:r>
-        <w:t xml:space="preserve">If the game has ended, </w:t>
-      </w:r>
-      <w:proofErr w:type="gramStart"/>
-      <w:r>
-        <w:t>postGameVisualEffect(</w:t>
-      </w:r>
-      <w:proofErr w:type="gramEnd"/>
-      <w:r>
-        <w:t xml:space="preserve">) is executed to clear the board visually and highlight the winner by making the winning score flicker. Finally, the ending scene is loaded to display the </w:t>
-      </w:r>
-      <w:r>
-        <w:lastRenderedPageBreak/>
-        <w:t>game result.</w:t>
-      </w:r>
-      <w:r>
-        <w:t xml:space="preserve"> </w:t>
-      </w:r>
-      <w:proofErr w:type="gramStart"/>
-      <w:r>
-        <w:t>p</w:t>
-      </w:r>
-      <w:r>
-        <w:t>rocessingTurn(</w:t>
-      </w:r>
-      <w:proofErr w:type="gramEnd"/>
-      <w:r>
-        <w:t xml:space="preserve">) and </w:t>
-      </w:r>
-      <w:proofErr w:type="gramStart"/>
-      <w:r>
-        <w:t>postTurnProcessing(</w:t>
-      </w:r>
-      <w:proofErr w:type="gramEnd"/>
-      <w:r>
-        <w:t>) are intentionally implemented in the Game class rather than in MainGameController. This separation ensures that the controller manages user interaction and presentation, while the Game class remains responsible for the game rules and logic, following the MVC architecture.</w:t>
+        <w:t>If the game has ended, postGameVisualEffect() is executed to clear the board visually and highlight the winner by making the winning score flicker. Finally, the ending scene is loaded to display the game result.</w:t>
+      </w:r>
+      <w:r>
+        <w:t xml:space="preserve"> p</w:t>
+      </w:r>
+      <w:r>
+        <w:t>rocessingTurn() and postTurnProcessing() are intentionally implemented in the Game class rather than in MainGameController. This separation ensures that the controller manages user interaction and presentation, while the Game class remains responsible for the game rules and logic, following the MVC architecture.</w:t>
       </w:r>
     </w:p>
     <w:sectPr>

--- a/report/OOP_Capstone_Report_Group13.docx
+++ b/report/OOP_Capstone_Report_Group13.docx
@@ -2887,7 +2887,7 @@
         <w:jc w:val="both"/>
       </w:pPr>
       <w:r>
-        <w:t>If the last distributed gem is placed immediately before a non-empty small square (excluding a Mandarin square), the player continues the move by collecting all gems from that square and redistributing them.</w:t>
+        <w:t>If the last distributed gem is placed immediately before a non-empty small square, the player continues the move by collecting all gems from that square and redistributing them.</w:t>
       </w:r>
     </w:p>
     <w:p>
@@ -3070,7 +3070,13 @@
         <w:jc w:val="both"/>
       </w:pPr>
       <w:r>
-        <w:t>In the game scene, players take turns making moves. On their turn, a player clicks one of the available squares highlighted by the system to select it. The player then chooses their desired direction by clicking either the left or right square, corresponding to the direction. Alternatively, if the player changes their mind, they may click the selected square again to deselect it and choose a different square.</w:t>
+        <w:t xml:space="preserve">In the game scene, players take turns making moves. On their turn, a player clicks one of the available squares highlighted by the system to select it. The player then chooses their desired direction by clicking either the </w:t>
+      </w:r>
+      <w:r>
+        <w:t>square on its left or on its right</w:t>
+      </w:r>
+      <w:r>
+        <w:t>, corresponding to the direction. Alternatively, if the player changes their mind, they may click the selected square again to deselect it and choose a different square.</w:t>
       </w:r>
     </w:p>
     <w:p>
@@ -3103,7 +3109,13 @@
         <w:jc w:val="both"/>
       </w:pPr>
       <w:r>
-        <w:t>At any point during the application, the user may return to the Main Menu using the Home button available in the top-left corner.</w:t>
+        <w:t xml:space="preserve">At any point during the </w:t>
+      </w:r>
+      <w:r>
+        <w:t>gameplay</w:t>
+      </w:r>
+      <w:r>
+        <w:t>, the user may return to the Main Menu using the Home button available in the top-left corner.</w:t>
       </w:r>
     </w:p>
     <w:p>
@@ -3162,7 +3174,7 @@
         </w:rPr>
         <w:lastRenderedPageBreak/>
         <w:drawing>
-          <wp:inline distT="0" distB="0" distL="0" distR="0" wp14:anchorId="5FB3C029" wp14:editId="2CC35316">
+          <wp:inline distT="0" distB="0" distL="0" distR="0" wp14:anchorId="5FB3C029" wp14:editId="4B420FE6">
             <wp:extent cx="5727982" cy="3931919"/>
             <wp:effectExtent l="0" t="0" r="6350" b="0"/>
             <wp:docPr id="376644551" name="Picture 1"/>
@@ -3216,7 +3228,19 @@
         <w:jc w:val="both"/>
       </w:pPr>
       <w:r>
-        <w:t>The Model package contains the core game data and game logic. The Player class represents an individual player and stores player-related information, while the Board class manages the state of the game board and its cells. The Game class controls the main flow of the game logic by holding an instance of Board and two instances of Player. Since the Board and Player objects are parts of a game session and are managed by the Game class, composition relationships are used between Game, Board, and Player.</w:t>
+        <w:t>The Model package contains the core game data and game logic. The Player class represents an individual player and stores player-related information, while the Board class manages the state of the game board and its cells. The Game class controls the main flow of the game logic by holding an instance of Board and two instances of Player. Since the Board and Player objects are parts of a game session and are managed by the Game class, composition relationships are used between Game</w:t>
+      </w:r>
+      <w:r>
+        <w:t xml:space="preserve"> - </w:t>
+      </w:r>
+      <w:r>
+        <w:t xml:space="preserve">Board, and </w:t>
+      </w:r>
+      <w:r>
+        <w:t xml:space="preserve">Game - </w:t>
+      </w:r>
+      <w:r>
+        <w:t>Player.</w:t>
       </w:r>
     </w:p>
     <w:p>
@@ -3234,7 +3258,13 @@
         <w:t xml:space="preserve">visual highlighting. </w:t>
       </w:r>
       <w:r>
-        <w:t>The smallest unit is an individual gem, managed by BigGem and SmallGem</w:t>
+        <w:t xml:space="preserve">The smallest unit is an individual gem, </w:t>
+      </w:r>
+      <w:r>
+        <w:t>represented</w:t>
+      </w:r>
+      <w:r>
+        <w:t xml:space="preserve"> by BigGem and SmallGem</w:t>
       </w:r>
       <w:r>
         <w:t xml:space="preserve"> which inherit the JavaFX’s Circle class</w:t>
@@ -3508,7 +3538,7 @@
         </w:rPr>
         <w:lastRenderedPageBreak/>
         <w:drawing>
-          <wp:inline distT="0" distB="0" distL="0" distR="0" wp14:anchorId="7CE66F46" wp14:editId="299DFB6D">
+          <wp:inline distT="0" distB="0" distL="0" distR="0" wp14:anchorId="7CE66F46" wp14:editId="6351915A">
             <wp:extent cx="5725772" cy="4351019"/>
             <wp:effectExtent l="0" t="0" r="8890" b="0"/>
             <wp:docPr id="1202433869" name="Picture 4"/>
@@ -3644,9 +3674,9 @@
           <w:bdr w:val="none" w:sz="0" w:space="0" w:color="auto" w:frame="1"/>
         </w:rPr>
         <w:drawing>
-          <wp:inline distT="0" distB="0" distL="0" distR="0" wp14:anchorId="2BDE9E26" wp14:editId="6B8F7CEF">
-            <wp:extent cx="5731510" cy="2200386"/>
-            <wp:effectExtent l="0" t="0" r="2540" b="9525"/>
+          <wp:inline distT="0" distB="0" distL="0" distR="0" wp14:anchorId="2BDE9E26" wp14:editId="62369727">
+            <wp:extent cx="5731509" cy="2200386"/>
+            <wp:effectExtent l="0" t="0" r="3175" b="0"/>
             <wp:docPr id="1614133621" name="Picture 5"/>
             <wp:cNvGraphicFramePr>
               <a:graphicFrameLocks xmlns:a="http://schemas.openxmlformats.org/drawingml/2006/main" noChangeAspect="1"/>
@@ -3675,7 +3705,7 @@
                   <pic:spPr bwMode="auto">
                     <a:xfrm>
                       <a:off x="0" y="0"/>
-                      <a:ext cx="5731510" cy="2200386"/>
+                      <a:ext cx="5731509" cy="2200386"/>
                     </a:xfrm>
                     <a:prstGeom prst="rect">
                       <a:avLst/>
